--- a/resources/dist/sheets/war-of-1812-and-monroe-doctrine-student-sheet-es.docx
+++ b/resources/dist/sheets/war-of-1812-and-monroe-doctrine-student-sheet-es.docx
@@ -7,9 +7,6 @@
         <w:pStyle w:val="Heading1"/>
       </w:pPr>
       <w:r>
-        <w:rPr>
-          <w:lang w:val="es-US"/>
-        </w:rPr>
         <w:t xml:space="preserve">La guerra de 1812 y la doctrina Monroe, 1807–1823</w:t>
       </w:r>
     </w:p>
@@ -18,30 +15,26 @@
         <w:pStyle w:val="Subtle"/>
       </w:pPr>
       <w:r>
-        <w:rPr>
-          <w:lang w:val="es-US"/>
-        </w:rPr>
         <w:t xml:space="preserve">Hoja del estudiante</w:t>
       </w:r>
     </w:p>
     <w:p>
       <w:pPr>
         <w:tabs>
-          <w:tab w:val="left" w:pos="5200"/>
+          <w:tab w:val="left" w:pos="5000" w:leader="underscore"/>
+          <w:tab w:val="left" w:pos="5600"/>
+          <w:tab w:val="left" w:pos="9400" w:leader="underscore"/>
         </w:tabs>
         <w:spacing w:after="120" w:before="120"/>
       </w:pPr>
       <w:r>
-        <w:rPr>
-          <w:lang w:val="es-US"/>
-        </w:rPr>
-        <w:t xml:space="preserve">Nombre: ____________________________</w:t>
-      </w:r>
-      <w:r>
-        <w:rPr>
-          <w:lang w:val="es-US"/>
-        </w:rPr>
-        <w:t xml:space="preserve">	Fecha: ______________</w:t>
+        <w:t xml:space="preserve">Nombre:</w:t>
+      </w:r>
+      <w:r>
+        <w:t xml:space="preserve">		Fecha:</w:t>
+      </w:r>
+      <w:r>
+        <w:t xml:space="preserve">	</w:t>
       </w:r>
     </w:p>
     <w:p>
@@ -53,50 +46,50 @@
         <w:rPr>
           <w:b/>
           <w:bCs/>
-          <w:lang w:val="es-US"/>
         </w:rPr>
         <w:t xml:space="preserve">Pregunta central: </w:t>
       </w:r>
       <w:r>
-        <w:rPr>
-          <w:lang w:val="es-US"/>
-        </w:rPr>
         <w:t xml:space="preserve">¿Cómo cambiaron la guerra de 1812 y los años siguientes el lugar de Estados Unidos en América del Norte y del Sur?</w:t>
       </w:r>
     </w:p>
     <w:p>
       <w:pPr>
-        <w:spacing w:after="160"/>
+        <w:spacing w:after="40"/>
       </w:pPr>
       <w:r>
         <w:rPr>
           <w:i/>
           <w:iCs/>
-          <w:lang w:val="es-US"/>
         </w:rPr>
         <w:t xml:space="preserve">Abre el mapa en MapMaker: </w:t>
       </w:r>
-      <w:hyperlink w:history="1" r:id="rIdmvfdevqhohyxeiucoq6ne">
+      <w:hyperlink w:history="1" r:id="rIdqtd5kzufvvgvheywlgttv">
         <w:r>
           <w:rPr>
             <w:i/>
             <w:iCs/>
             <w:color w:val="0A4FA8"/>
             <w:u w:val="single"/>
-            <w:lang w:val="es-US"/>
           </w:rPr>
-          <w:t xml:space="preserve">The War of 1812 and the Monroe Doctrine, 1807–1823</w:t>
+          <w:t xml:space="preserve">La guerra de 1812 y la doctrina Monroe, 1807–1823</w:t>
         </w:r>
       </w:hyperlink>
     </w:p>
     <w:p>
       <w:pPr>
+        <w:pStyle w:val="Credits"/>
+        <w:spacing w:after="160"/>
+      </w:pPr>
+      <w:r>
+        <w:t xml:space="preserve">Dirección del mapa: https://mpmkr.maps.arcgis.com/apps/instant/atlas/index.html?appid=0cd1cdee853c413a84bfe4b9a6931f0d&amp;webmap=fad1cdb9d5704401a4e05c34f7ee693c</w:t>
+      </w:r>
+    </w:p>
+    <w:p>
+      <w:pPr>
         <w:pStyle w:val="Heading2"/>
       </w:pPr>
       <w:r>
-        <w:rPr>
-          <w:lang w:val="es-US"/>
-        </w:rPr>
         <w:t xml:space="preserve">Antes de empezar</w:t>
       </w:r>
     </w:p>
@@ -105,9 +98,6 @@
         <w:spacing w:after="80"/>
       </w:pPr>
       <w:r>
-        <w:rPr>
-          <w:lang w:val="es-US"/>
-        </w:rPr>
         <w:t xml:space="preserve">A comienzos del siglo XIX, Gran Bretaña y Francia estaban en guerra, y ambas se apoderaban de barcos estadounidenses. Además, los buques de guerra británicos obligaban a marineros de barcos estadounidenses a servir en la Marina Real, y Gran Bretaña apoyaba a los pueblos indígenas que se resistían a los asentamientos estadounidenses. En junio de 1812, Estados Unidos le declaró la guerra a Gran Bretaña.</w:t>
       </w:r>
     </w:p>
@@ -116,9 +106,6 @@
         <w:pStyle w:val="Heading2"/>
       </w:pPr>
       <w:r>
-        <w:rPr>
-          <w:lang w:val="es-US"/>
-        </w:rPr>
         <w:t xml:space="preserve">Cómo leer el mapa</w:t>
       </w:r>
     </w:p>
@@ -127,10 +114,7 @@
         <w:spacing w:after="80"/>
       </w:pPr>
       <w:r>
-        <w:rPr>
-          <w:lang w:val="es-US"/>
-        </w:rPr>
-        <w:t xml:space="preserve">El mapa no tiene nombres de lugares: haz clic en un elemento para ver su nombre. El sombreado rosado muestra Estados Unidos en 1800. Los rombos marcan las batallas: azul si ganaron los estadounidenses, rojo si ganaron los británicos y gris si ningún bando ganó; los rombos más grandes indican más bajas. El sombreado color canela muestra el terreno de los campos de batalla. Tres capas están desactivadas al abrir el mapa: la tierra que España cedió en 1819 (verde), la línea del tratado (rayas rosadas) y las naciones latinoamericanas, que aparecen como círculos azules si Estados Unidos las reconoció hasta 1824 y como rombos naranjas si fue más tarde.</w:t>
+        <w:t xml:space="preserve">El mapa no tiene nombres de lugares: haz clic en un elemento para ver su nombre. El sombreado rosado muestra Estados Unidos en 1800. Los rombos marcan las batallas; usa la leyenda: azul si ganaron los estadounidenses, rojo si ganaron los británicos y gris si ningún bando ganó; los rombos más grandes indican más bajas. La ventana emergente de cada batalla da las fechas, el vencedor y las bajas. El sombreado color canela muestra el terreno de los campos de batalla. Tres capas están desactivadas al abrir el mapa: la tierra que España cedió en 1819 (verde), la línea del tratado (rayas rosadas, en siete tramos) y las naciones latinoamericanas, que aparecen como círculos azules si Estados Unidos las reconoció en 1824 o antes y como rombos naranjas si fue más tarde.</w:t>
       </w:r>
     </w:p>
     <w:p>
@@ -142,14 +126,10 @@
         <w:rPr>
           <w:b/>
           <w:bCs/>
-          <w:lang w:val="es-US"/>
         </w:rPr>
         <w:t xml:space="preserve">Consejo: </w:t>
       </w:r>
       <w:r>
-        <w:rPr>
-          <w:lang w:val="es-US"/>
-        </w:rPr>
         <w:t xml:space="preserve">Si una ventana emergente dice 1 de 2 (o más), hay más de un elemento en ese lugar. Usa las flechas de la ventana para ver cada uno.</w:t>
       </w:r>
     </w:p>
@@ -158,9 +138,6 @@
         <w:pStyle w:val="Heading2"/>
       </w:pPr>
       <w:r>
-        <w:rPr>
-          <w:lang w:val="es-US"/>
-        </w:rPr>
         <w:t xml:space="preserve">Preguntas</w:t>
       </w:r>
     </w:p>
@@ -178,15 +155,11 @@
         <w:rPr>
           <w:b/>
           <w:bCs/>
-          <w:lang w:val="es-US"/>
         </w:rPr>
         <w:t xml:space="preserve">¿Dónde se combatió? </w:t>
       </w:r>
       <w:r>
-        <w:rPr>
-          <w:lang w:val="es-US"/>
-        </w:rPr>
-        <w:t xml:space="preserve">Abre el marcador The War of 1812 y haz clic en algunos rombos de cada grupo. ¿En qué tres zonas se combatió más?</w:t>
+        <w:t xml:space="preserve">Abre el marcador The War of 1812 (La guerra de 1812) y haz clic en algunos rombos de cada grupo. ¿En qué tres zonas se combatió más?</w:t>
       </w:r>
     </w:p>
     <w:p>
@@ -195,42 +168,21 @@
         <w:pBdr>
           <w:bottom w:val="single" w:color="8A949F" w:sz="4" w:space="1"/>
         </w:pBdr>
-        <w:spacing w:before="100"/>
-      </w:pPr>
-      <w:r>
-        <w:rPr>
-          <w:lang w:val="es-US"/>
-        </w:rPr>
-        <w:t xml:space="preserve"/>
-      </w:r>
-    </w:p>
-    <w:p>
-      <w:pPr>
-        <w:keepNext/>
+        <w:spacing w:before="90" w:line="240"/>
+      </w:pPr>
+      <w:r>
+        <w:t xml:space="preserve"/>
+      </w:r>
+    </w:p>
+    <w:p>
+      <w:pPr>
+        <w:keepNext w:val="false"/>
         <w:pBdr>
           <w:bottom w:val="single" w:color="8A949E" w:sz="4" w:space="1"/>
         </w:pBdr>
-        <w:spacing w:before="100"/>
-      </w:pPr>
-      <w:r>
-        <w:rPr>
-          <w:lang w:val="es-US"/>
-        </w:rPr>
-        <w:t xml:space="preserve"/>
-      </w:r>
-    </w:p>
-    <w:p>
-      <w:pPr>
-        <w:keepNext w:val="false"/>
-        <w:pBdr>
-          <w:bottom w:val="single" w:color="8A949F" w:sz="4" w:space="1"/>
-        </w:pBdr>
-        <w:spacing w:before="100"/>
-      </w:pPr>
-      <w:r>
-        <w:rPr>
-          <w:lang w:val="es-US"/>
-        </w:rPr>
+        <w:spacing w:before="90" w:line="240"/>
+      </w:pPr>
+      <w:r>
         <w:t xml:space="preserve"/>
       </w:r>
     </w:p>
@@ -248,14 +200,10 @@
         <w:rPr>
           <w:b/>
           <w:bCs/>
-          <w:lang w:val="es-US"/>
-        </w:rPr>
-        <w:t xml:space="preserve">Las batallas más grandes </w:t>
-      </w:r>
-      <w:r>
-        <w:rPr>
-          <w:lang w:val="es-US"/>
-        </w:rPr>
+        </w:rPr>
+        <w:t xml:space="preserve">Las batallas más grandes. </w:t>
+      </w:r>
+      <w:r>
         <w:t xml:space="preserve">Haz clic en los tres rombos más grandes. ¿Dónde y cuándo se libró cada batalla, y quién ganó? El tratado de paz se firmó en Gante, en Europa, el 24 de diciembre de 1814. ¿Qué gran batalla fue posterior al tratado?</w:t>
       </w:r>
     </w:p>
@@ -265,12 +213,9 @@
         <w:pBdr>
           <w:bottom w:val="single" w:color="8A949F" w:sz="4" w:space="1"/>
         </w:pBdr>
-        <w:spacing w:before="100"/>
-      </w:pPr>
-      <w:r>
-        <w:rPr>
-          <w:lang w:val="es-US"/>
-        </w:rPr>
+        <w:spacing w:before="90" w:line="240"/>
+      </w:pPr>
+      <w:r>
         <w:t xml:space="preserve"/>
       </w:r>
     </w:p>
@@ -280,42 +225,21 @@
         <w:pBdr>
           <w:bottom w:val="single" w:color="8A949E" w:sz="4" w:space="1"/>
         </w:pBdr>
-        <w:spacing w:before="100"/>
-      </w:pPr>
-      <w:r>
-        <w:rPr>
-          <w:lang w:val="es-US"/>
-        </w:rPr>
-        <w:t xml:space="preserve"/>
-      </w:r>
-    </w:p>
-    <w:p>
-      <w:pPr>
-        <w:keepNext/>
+        <w:spacing w:before="90" w:line="240"/>
+      </w:pPr>
+      <w:r>
+        <w:t xml:space="preserve"/>
+      </w:r>
+    </w:p>
+    <w:p>
+      <w:pPr>
+        <w:keepNext w:val="false"/>
         <w:pBdr>
           <w:bottom w:val="single" w:color="8A949F" w:sz="4" w:space="1"/>
         </w:pBdr>
-        <w:spacing w:before="100"/>
-      </w:pPr>
-      <w:r>
-        <w:rPr>
-          <w:lang w:val="es-US"/>
-        </w:rPr>
-        <w:t xml:space="preserve"/>
-      </w:r>
-    </w:p>
-    <w:p>
-      <w:pPr>
-        <w:keepNext w:val="false"/>
-        <w:pBdr>
-          <w:bottom w:val="single" w:color="8A949E" w:sz="4" w:space="1"/>
-        </w:pBdr>
-        <w:spacing w:before="100"/>
-      </w:pPr>
-      <w:r>
-        <w:rPr>
-          <w:lang w:val="es-US"/>
-        </w:rPr>
+        <w:spacing w:before="90" w:line="240"/>
+      </w:pPr>
+      <w:r>
         <w:t xml:space="preserve"/>
       </w:r>
     </w:p>
@@ -333,15 +257,11 @@
         <w:rPr>
           <w:b/>
           <w:bCs/>
-          <w:lang w:val="es-US"/>
-        </w:rPr>
-        <w:t xml:space="preserve">Florida y una nueva frontera </w:t>
-      </w:r>
-      <w:r>
-        <w:rPr>
-          <w:lang w:val="es-US"/>
-        </w:rPr>
-        <w:t xml:space="preserve">Abre el marcador The 1819 boundary. Activa Land Spain gave up in 1819 y Adams–Onís Treaty line, 1819, y haz clic en la tierra verde y en cada tramo de la línea discontinua rosada. ¿Qué obtuvo Estados Unidos de España? ¿Qué ríos y qué líneas de latitud y longitud sigue la nueva frontera?</w:t>
+        </w:rPr>
+        <w:t xml:space="preserve">Florida y una nueva frontera. </w:t>
+      </w:r>
+      <w:r>
+        <w:t xml:space="preserve">Abre el marcador The 1819 boundary (La frontera de 1819). En las capas del mapa (Map layers), activa las capas Land Spain gave up in 1819 (tierra que España cedió en 1819) y Adams–Onís Treaty line, 1819 (línea del tratado Adams-Onís, 1819). Haz clic en la tierra verde y en cada tramo de la línea discontinua rosada. ¿Qué obtuvo Estados Unidos de España? ¿Qué ríos y qué líneas de latitud y longitud sigue la nueva frontera?</w:t>
       </w:r>
     </w:p>
     <w:p>
@@ -350,42 +270,21 @@
         <w:pBdr>
           <w:bottom w:val="single" w:color="8A949F" w:sz="4" w:space="1"/>
         </w:pBdr>
-        <w:spacing w:before="100"/>
-      </w:pPr>
-      <w:r>
-        <w:rPr>
-          <w:lang w:val="es-US"/>
-        </w:rPr>
-        <w:t xml:space="preserve"/>
-      </w:r>
-    </w:p>
-    <w:p>
-      <w:pPr>
-        <w:keepNext/>
+        <w:spacing w:before="90" w:line="240"/>
+      </w:pPr>
+      <w:r>
+        <w:t xml:space="preserve"/>
+      </w:r>
+    </w:p>
+    <w:p>
+      <w:pPr>
+        <w:keepNext w:val="false"/>
         <w:pBdr>
           <w:bottom w:val="single" w:color="8A949E" w:sz="4" w:space="1"/>
         </w:pBdr>
-        <w:spacing w:before="100"/>
-      </w:pPr>
-      <w:r>
-        <w:rPr>
-          <w:lang w:val="es-US"/>
-        </w:rPr>
-        <w:t xml:space="preserve"/>
-      </w:r>
-    </w:p>
-    <w:p>
-      <w:pPr>
-        <w:keepNext w:val="false"/>
-        <w:pBdr>
-          <w:bottom w:val="single" w:color="8A949F" w:sz="4" w:space="1"/>
-        </w:pBdr>
-        <w:spacing w:before="100"/>
-      </w:pPr>
-      <w:r>
-        <w:rPr>
-          <w:lang w:val="es-US"/>
-        </w:rPr>
+        <w:spacing w:before="90" w:line="240"/>
+      </w:pPr>
+      <w:r>
         <w:t xml:space="preserve"/>
       </w:r>
     </w:p>
@@ -403,15 +302,11 @@
         <w:rPr>
           <w:b/>
           <w:bCs/>
-          <w:lang w:val="es-US"/>
-        </w:rPr>
-        <w:t xml:space="preserve">Nuevas naciones y la doctrina Monroe </w:t>
-      </w:r>
-      <w:r>
-        <w:rPr>
-          <w:lang w:val="es-US"/>
-        </w:rPr>
-        <w:t xml:space="preserve">Abre el marcador Latin America in 1825 y activa Latin American independence and US recognition. Haz clic en los círculos azules: ¿qué naciones había reconocido Estados Unidos antes del mensaje del presidente Monroe del 2 de diciembre de 1823? ¿Por qué crees que Monroe advirtió a las potencias europeas que no intervinieran en América?</w:t>
+        </w:rPr>
+        <w:t xml:space="preserve">Nuevas naciones y la doctrina Monroe. </w:t>
+      </w:r>
+      <w:r>
+        <w:t xml:space="preserve">Abre el marcador Latin America in 1825 (América Latina en 1825) y activa la capa Latin American independence and US recognition (independencia latinoamericana y reconocimiento de Estados Unidos). Haz clic en los círculos azules: ¿qué naciones había reconocido Estados Unidos antes del mensaje del presidente Monroe del 2 de diciembre de 1823? ¿Por qué crees que Monroe advirtió a las potencias europeas que no intervinieran en América?</w:t>
       </w:r>
     </w:p>
     <w:p>
@@ -420,12 +315,9 @@
         <w:pBdr>
           <w:bottom w:val="single" w:color="8A949F" w:sz="4" w:space="1"/>
         </w:pBdr>
-        <w:spacing w:before="100"/>
-      </w:pPr>
-      <w:r>
-        <w:rPr>
-          <w:lang w:val="es-US"/>
-        </w:rPr>
+        <w:spacing w:before="90" w:line="240"/>
+      </w:pPr>
+      <w:r>
         <w:t xml:space="preserve"/>
       </w:r>
     </w:p>
@@ -435,42 +327,21 @@
         <w:pBdr>
           <w:bottom w:val="single" w:color="8A949E" w:sz="4" w:space="1"/>
         </w:pBdr>
-        <w:spacing w:before="100"/>
-      </w:pPr>
-      <w:r>
-        <w:rPr>
-          <w:lang w:val="es-US"/>
-        </w:rPr>
-        <w:t xml:space="preserve"/>
-      </w:r>
-    </w:p>
-    <w:p>
-      <w:pPr>
-        <w:keepNext/>
+        <w:spacing w:before="90" w:line="240"/>
+      </w:pPr>
+      <w:r>
+        <w:t xml:space="preserve"/>
+      </w:r>
+    </w:p>
+    <w:p>
+      <w:pPr>
+        <w:keepNext w:val="false"/>
         <w:pBdr>
           <w:bottom w:val="single" w:color="8A949F" w:sz="4" w:space="1"/>
         </w:pBdr>
-        <w:spacing w:before="100"/>
-      </w:pPr>
-      <w:r>
-        <w:rPr>
-          <w:lang w:val="es-US"/>
-        </w:rPr>
-        <w:t xml:space="preserve"/>
-      </w:r>
-    </w:p>
-    <w:p>
-      <w:pPr>
-        <w:keepNext w:val="false"/>
-        <w:pBdr>
-          <w:bottom w:val="single" w:color="8A949E" w:sz="4" w:space="1"/>
-        </w:pBdr>
-        <w:spacing w:before="100"/>
-      </w:pPr>
-      <w:r>
-        <w:rPr>
-          <w:lang w:val="es-US"/>
-        </w:rPr>
+        <w:spacing w:before="90" w:line="240"/>
+      </w:pPr>
+      <w:r>
         <w:t xml:space="preserve"/>
       </w:r>
     </w:p>
@@ -483,14 +354,10 @@
         <w:rPr>
           <w:b/>
           <w:bCs/>
-          <w:lang w:val="es-US"/>
         </w:rPr>
         <w:t xml:space="preserve">Tu respuesta: </w:t>
       </w:r>
       <w:r>
-        <w:rPr>
-          <w:lang w:val="es-US"/>
-        </w:rPr>
         <w:t xml:space="preserve">Responde la pregunta central con evidencia de al menos dos capas del mapa. Puedes escribir un párrafo, dibujar en el mapa o hacer ambas cosas.</w:t>
       </w:r>
     </w:p>
@@ -500,12 +367,9 @@
         <w:pBdr>
           <w:bottom w:val="single" w:color="8A949F" w:sz="4" w:space="1"/>
         </w:pBdr>
-        <w:spacing w:before="100"/>
-      </w:pPr>
-      <w:r>
-        <w:rPr>
-          <w:lang w:val="es-US"/>
-        </w:rPr>
+        <w:spacing w:before="90" w:line="240"/>
+      </w:pPr>
+      <w:r>
         <w:t xml:space="preserve"/>
       </w:r>
     </w:p>
@@ -515,43 +379,38 @@
         <w:pBdr>
           <w:bottom w:val="single" w:color="8A949E" w:sz="4" w:space="1"/>
         </w:pBdr>
-        <w:spacing w:before="100"/>
-      </w:pPr>
-      <w:r>
-        <w:rPr>
-          <w:lang w:val="es-US"/>
-        </w:rPr>
-        <w:t xml:space="preserve"/>
-      </w:r>
-    </w:p>
-    <w:p>
-      <w:pPr>
-        <w:keepNext/>
+        <w:spacing w:before="90" w:line="240"/>
+      </w:pPr>
+      <w:r>
+        <w:t xml:space="preserve"/>
+      </w:r>
+    </w:p>
+    <w:p>
+      <w:pPr>
+        <w:keepNext w:val="false"/>
         <w:pBdr>
           <w:bottom w:val="single" w:color="8A949F" w:sz="4" w:space="1"/>
         </w:pBdr>
-        <w:spacing w:before="100"/>
-      </w:pPr>
-      <w:r>
-        <w:rPr>
-          <w:lang w:val="es-US"/>
-        </w:rPr>
-        <w:t xml:space="preserve"/>
-      </w:r>
-    </w:p>
-    <w:p>
-      <w:pPr>
-        <w:keepNext/>
-        <w:pBdr>
-          <w:bottom w:val="single" w:color="8A949E" w:sz="4" w:space="1"/>
-        </w:pBdr>
-        <w:spacing w:before="100"/>
-      </w:pPr>
-      <w:r>
-        <w:rPr>
-          <w:lang w:val="es-US"/>
-        </w:rPr>
-        <w:t xml:space="preserve"/>
+        <w:spacing w:before="90" w:line="240"/>
+      </w:pPr>
+      <w:r>
+        <w:t xml:space="preserve"/>
+      </w:r>
+    </w:p>
+    <w:p>
+      <w:pPr>
+        <w:pStyle w:val="Heading2"/>
+      </w:pPr>
+      <w:r>
+        <w:t xml:space="preserve">Reflexión</w:t>
+      </w:r>
+    </w:p>
+    <w:p>
+      <w:pPr>
+        <w:keepNext/>
+      </w:pPr>
+      <w:r>
+        <w:t xml:space="preserve">¿Qué te mostró el mapa sobre la guerra de 1812 y sus resultados que quizá no habrías notado solo con la lectura?</w:t>
       </w:r>
     </w:p>
     <w:p>
@@ -560,92 +419,19 @@
         <w:pBdr>
           <w:bottom w:val="single" w:color="8A949F" w:sz="4" w:space="1"/>
         </w:pBdr>
-        <w:spacing w:before="100"/>
-      </w:pPr>
-      <w:r>
-        <w:rPr>
-          <w:lang w:val="es-US"/>
-        </w:rPr>
-        <w:t xml:space="preserve"/>
-      </w:r>
-    </w:p>
-    <w:p>
-      <w:pPr>
-        <w:pStyle w:val="Heading2"/>
-      </w:pPr>
-      <w:r>
-        <w:rPr>
-          <w:lang w:val="es-US"/>
-        </w:rPr>
-        <w:t xml:space="preserve">Reflexión</w:t>
-      </w:r>
-    </w:p>
-    <w:p>
-      <w:pPr>
-        <w:keepNext/>
-      </w:pPr>
-      <w:r>
-        <w:rPr>
-          <w:lang w:val="es-US"/>
-        </w:rPr>
-        <w:t xml:space="preserve">¿Qué te mostró el mapa sobre la guerra de 1812 y sus resultados que quizá no habrías notado solo con la lectura?</w:t>
-      </w:r>
-    </w:p>
-    <w:p>
-      <w:pPr>
-        <w:keepNext/>
-        <w:pBdr>
-          <w:bottom w:val="single" w:color="8A949F" w:sz="4" w:space="1"/>
-        </w:pBdr>
-        <w:spacing w:before="100"/>
-      </w:pPr>
-      <w:r>
-        <w:rPr>
-          <w:lang w:val="es-US"/>
-        </w:rPr>
-        <w:t xml:space="preserve"/>
-      </w:r>
-    </w:p>
-    <w:p>
-      <w:pPr>
-        <w:keepNext/>
-        <w:pBdr>
-          <w:bottom w:val="single" w:color="8A949E" w:sz="4" w:space="1"/>
-        </w:pBdr>
-        <w:spacing w:before="100"/>
-      </w:pPr>
-      <w:r>
-        <w:rPr>
-          <w:lang w:val="es-US"/>
-        </w:rPr>
-        <w:t xml:space="preserve"/>
-      </w:r>
-    </w:p>
-    <w:p>
-      <w:pPr>
-        <w:keepNext w:val="false"/>
-        <w:pBdr>
-          <w:bottom w:val="single" w:color="8A949F" w:sz="4" w:space="1"/>
-        </w:pBdr>
-        <w:spacing w:before="100"/>
-      </w:pPr>
-      <w:r>
-        <w:rPr>
-          <w:lang w:val="es-US"/>
-        </w:rPr>
+        <w:spacing w:before="90" w:line="240"/>
+      </w:pPr>
+      <w:r>
         <w:t xml:space="preserve"/>
       </w:r>
     </w:p>
     <w:p>
       <w:pPr>
         <w:pStyle w:val="Credits"/>
-        <w:spacing w:before="360"/>
-      </w:pPr>
-      <w:r>
-        <w:rPr>
-          <w:lang w:val="es-US"/>
-        </w:rPr>
-        <w:t xml:space="preserve">Map data: University of Minnesota (historic national boundaries), from the MapMaker catalogue; MapMaker catalogue (US territorial acquisitions); National Park Service, American Battlefield Protection Program; Treaty text from the Avalon Project, Yale Law School; drawn on Natural Earth rivers; American Battlefield Trust (War of 1812 Battles map); Office of the Historian, U.S. Department of State; Library of Congress country studies.</w:t>
+        <w:spacing w:before="120"/>
+      </w:pPr>
+      <w:r>
+        <w:t xml:space="preserve">Datos del mapa: University of Minnesota (historic national boundaries), from the MapMaker catalogue; MapMaker catalogue (US territorial acquisitions); National Park Service, American Battlefield Protection Program; Treaty text from the Avalon Project, Yale Law School; drawn on Natural Earth rivers; American Battlefield Trust (War of 1812 Battles map); Office of the Historian, U.S. Department of State; Library of Congress country studies.</w:t>
       </w:r>
     </w:p>
     <w:sectPr>
@@ -707,10 +493,7 @@
       <w:pStyle w:val="Credits"/>
     </w:pPr>
     <w:r>
-      <w:rPr>
-        <w:lang w:val="es-US"/>
-      </w:rPr>
-      <w:t xml:space="preserve">The War of 1812 and the Monroe Doctrine, 1807–1823, version 0.1.0. Draft translation.</w:t>
+      <w:t xml:space="preserve">La guerra de 1812 y la doctrina Monroe, 1807–1823, 0.2.0.</w:t>
     </w:r>
   </w:p>
 </w:ftr>
@@ -874,6 +657,7 @@
         <w:rFonts w:ascii="Arial" w:cs="Arial" w:eastAsia="Arial" w:hAnsi="Arial"/>
         <w:sz w:val="24"/>
         <w:szCs w:val="24"/>
+        <w:lang w:val="es-US"/>
       </w:rPr>
     </w:rPrDefault>
     <w:pPrDefault>
@@ -897,10 +681,17 @@
     <w:basedOn w:val="Normal"/>
     <w:next w:val="Normal"/>
     <w:qFormat/>
-    <w:rPr>
-      <w:color w:val="2E74B5"/>
-      <w:sz w:val="32"/>
-      <w:szCs w:val="32"/>
+    <w:pPr>
+      <w:spacing w:after="60"/>
+      <w:outlineLvl w:val="0"/>
+    </w:pPr>
+    <w:rPr>
+      <w:rFonts w:ascii="Arial" w:cs="Arial" w:eastAsia="Arial" w:hAnsi="Arial"/>
+      <w:b/>
+      <w:bCs/>
+      <w:color w:val="1F1F1F"/>
+      <w:sz w:val="36"/>
+      <w:szCs w:val="36"/>
     </w:rPr>
   </w:style>
   <w:style w:type="paragraph" w:styleId="Heading2">
@@ -908,10 +699,18 @@
     <w:basedOn w:val="Normal"/>
     <w:next w:val="Normal"/>
     <w:qFormat/>
-    <w:rPr>
-      <w:color w:val="2E74B5"/>
-      <w:sz w:val="26"/>
-      <w:szCs w:val="26"/>
+    <w:pPr>
+      <w:keepNext/>
+      <w:spacing w:after="40" w:before="180"/>
+      <w:outlineLvl w:val="1"/>
+    </w:pPr>
+    <w:rPr>
+      <w:rFonts w:ascii="Arial" w:cs="Arial" w:eastAsia="Arial" w:hAnsi="Arial"/>
+      <w:b/>
+      <w:bCs/>
+      <w:color w:val="1F1F1F"/>
+      <w:sz w:val="28"/>
+      <w:szCs w:val="28"/>
     </w:rPr>
   </w:style>
   <w:style w:type="paragraph" w:styleId="Heading3">
@@ -919,8 +718,16 @@
     <w:basedOn w:val="Normal"/>
     <w:next w:val="Normal"/>
     <w:qFormat/>
-    <w:rPr>
-      <w:color w:val="1F4D78"/>
+    <w:pPr>
+      <w:keepNext/>
+      <w:spacing w:after="40" w:before="140"/>
+      <w:outlineLvl w:val="2"/>
+    </w:pPr>
+    <w:rPr>
+      <w:rFonts w:ascii="Arial" w:cs="Arial" w:eastAsia="Arial" w:hAnsi="Arial"/>
+      <w:b/>
+      <w:bCs/>
+      <w:color w:val="1F1F1F"/>
       <w:sz w:val="24"/>
       <w:szCs w:val="24"/>
     </w:rPr>
@@ -1053,51 +860,14 @@
       <w:szCs w:val="20"/>
     </w:rPr>
   </w:style>
-  <w:style w:type="paragraph" w:styleId="Heading1">
-    <w:name w:val="Heading 1"/>
-    <w:basedOn w:val="Normal"/>
-    <w:next w:val="Normal"/>
-    <w:qFormat/>
-    <w:pPr>
-      <w:spacing w:after="60"/>
-      <w:outlineLvl w:val="0"/>
-    </w:pPr>
-    <w:rPr>
-      <w:rFonts w:ascii="Arial" w:cs="Arial" w:eastAsia="Arial" w:hAnsi="Arial"/>
-      <w:b/>
-      <w:bCs/>
-      <w:color w:val="1F1F1F"/>
-      <w:sz w:val="36"/>
-      <w:szCs w:val="36"/>
-    </w:rPr>
-  </w:style>
-  <w:style w:type="paragraph" w:styleId="Heading2">
-    <w:name w:val="Heading 2"/>
-    <w:basedOn w:val="Normal"/>
-    <w:next w:val="Normal"/>
-    <w:qFormat/>
-    <w:pPr>
-      <w:keepNext/>
-      <w:spacing w:after="40" w:before="180"/>
-      <w:outlineLvl w:val="1"/>
-    </w:pPr>
-    <w:rPr>
-      <w:rFonts w:ascii="Arial" w:cs="Arial" w:eastAsia="Arial" w:hAnsi="Arial"/>
-      <w:b/>
-      <w:bCs/>
-      <w:color w:val="1F1F1F"/>
-      <w:sz w:val="28"/>
-      <w:szCs w:val="28"/>
-    </w:rPr>
-  </w:style>
   <w:style w:type="paragraph" w:styleId="Subtle">
     <w:name w:val="Subtle"/>
     <w:basedOn w:val="Normal"/>
     <w:rPr>
       <w:rFonts w:ascii="Arial" w:cs="Arial" w:eastAsia="Arial" w:hAnsi="Arial"/>
       <w:color w:val="555555"/>
-      <w:sz w:val="20"/>
-      <w:szCs w:val="20"/>
+      <w:sz w:val="22"/>
+      <w:szCs w:val="22"/>
     </w:rPr>
   </w:style>
   <w:style w:type="paragraph" w:styleId="Credits">
@@ -1109,8 +879,8 @@
     <w:rPr>
       <w:rFonts w:ascii="Arial" w:cs="Arial" w:eastAsia="Arial" w:hAnsi="Arial"/>
       <w:color w:val="555555"/>
-      <w:sz w:val="16"/>
-      <w:szCs w:val="16"/>
+      <w:sz w:val="18"/>
+      <w:szCs w:val="18"/>
     </w:rPr>
   </w:style>
 </w:styles>

--- a/resources/dist/sheets/war-of-1812-and-monroe-doctrine-student-sheet-es.docx
+++ b/resources/dist/sheets/war-of-1812-and-monroe-doctrine-student-sheet-es.docx
@@ -64,7 +64,7 @@
         </w:rPr>
         <w:t xml:space="preserve">Abre el mapa en MapMaker: </w:t>
       </w:r>
-      <w:hyperlink w:history="1" r:id="rIdqtd5kzufvvgvheywlgttv">
+      <w:hyperlink w:history="1" r:id="rIdfefb2dtcqfkkwhw3vomfj">
         <w:r>
           <w:rPr>
             <w:i/>

--- a/resources/dist/sheets/war-of-1812-and-monroe-doctrine-student-sheet-es.docx
+++ b/resources/dist/sheets/war-of-1812-and-monroe-doctrine-student-sheet-es.docx
@@ -64,7 +64,7 @@
         </w:rPr>
         <w:t xml:space="preserve">Abre el mapa en MapMaker: </w:t>
       </w:r>
-      <w:hyperlink w:history="1" r:id="rIdfefb2dtcqfkkwhw3vomfj">
+      <w:hyperlink w:history="1" r:id="rId4opaat2i4mr3kilu00jgu">
         <w:r>
           <w:rPr>
             <w:i/>

--- a/resources/dist/sheets/war-of-1812-and-monroe-doctrine-student-sheet-es.docx
+++ b/resources/dist/sheets/war-of-1812-and-monroe-doctrine-student-sheet-es.docx
@@ -64,7 +64,7 @@
         </w:rPr>
         <w:t xml:space="preserve">Abre el mapa en MapMaker: </w:t>
       </w:r>
-      <w:hyperlink w:history="1" r:id="rId4opaat2i4mr3kilu00jgu">
+      <w:hyperlink w:history="1" r:id="rId4c5d0jxmh4esdcytkqewq">
         <w:r>
           <w:rPr>
             <w:i/>

--- a/resources/dist/sheets/war-of-1812-and-monroe-doctrine-student-sheet-es.docx
+++ b/resources/dist/sheets/war-of-1812-and-monroe-doctrine-student-sheet-es.docx
@@ -64,7 +64,7 @@
         </w:rPr>
         <w:t xml:space="preserve">Abre el mapa en MapMaker: </w:t>
       </w:r>
-      <w:hyperlink w:history="1" r:id="rId4c5d0jxmh4esdcytkqewq">
+      <w:hyperlink w:history="1" r:id="rIdv5m6sebtozneyjbuqwype">
         <w:r>
           <w:rPr>
             <w:i/>

--- a/resources/dist/sheets/war-of-1812-and-monroe-doctrine-student-sheet-es.docx
+++ b/resources/dist/sheets/war-of-1812-and-monroe-doctrine-student-sheet-es.docx
@@ -64,7 +64,7 @@
         </w:rPr>
         <w:t xml:space="preserve">Abre el mapa en MapMaker: </w:t>
       </w:r>
-      <w:hyperlink w:history="1" r:id="rIdv5m6sebtozneyjbuqwype">
+      <w:hyperlink w:history="1" r:id="rIdcvoy4f_rqnzebatqbvmyr">
         <w:r>
           <w:rPr>
             <w:i/>

--- a/resources/dist/sheets/war-of-1812-and-monroe-doctrine-student-sheet-es.docx
+++ b/resources/dist/sheets/war-of-1812-and-monroe-doctrine-student-sheet-es.docx
@@ -64,7 +64,7 @@
         </w:rPr>
         <w:t xml:space="preserve">Abre el mapa en MapMaker: </w:t>
       </w:r>
-      <w:hyperlink w:history="1" r:id="rIdcvoy4f_rqnzebatqbvmyr">
+      <w:hyperlink w:history="1" r:id="rIdpmihcxsmcjutg8bvxhdj5">
         <w:r>
           <w:rPr>
             <w:i/>
@@ -493,7 +493,7 @@
       <w:pStyle w:val="Credits"/>
     </w:pPr>
     <w:r>
-      <w:t xml:space="preserve">La guerra de 1812 y la doctrina Monroe, 1807–1823, 0.2.0.</w:t>
+      <w:t xml:space="preserve">La guerra de 1812 y la doctrina Monroe, 1807–1823, 0.3.0.</w:t>
     </w:r>
   </w:p>
 </w:ftr>

--- a/resources/dist/sheets/war-of-1812-and-monroe-doctrine-student-sheet-es.docx
+++ b/resources/dist/sheets/war-of-1812-and-monroe-doctrine-student-sheet-es.docx
@@ -64,7 +64,7 @@
         </w:rPr>
         <w:t xml:space="preserve">Abre el mapa en MapMaker: </w:t>
       </w:r>
-      <w:hyperlink w:history="1" r:id="rIdpmihcxsmcjutg8bvxhdj5">
+      <w:hyperlink w:history="1" r:id="rIdcimi9k4ml18wo_bil2syx">
         <w:r>
           <w:rPr>
             <w:i/>
@@ -493,7 +493,7 @@
       <w:pStyle w:val="Credits"/>
     </w:pPr>
     <w:r>
-      <w:t xml:space="preserve">La guerra de 1812 y la doctrina Monroe, 1807–1823, 0.3.0.</w:t>
+      <w:t xml:space="preserve">La guerra de 1812 y la doctrina Monroe, 1807–1823, 0.3.1.</w:t>
     </w:r>
   </w:p>
 </w:ftr>

--- a/resources/dist/sheets/war-of-1812-and-monroe-doctrine-student-sheet-es.docx
+++ b/resources/dist/sheets/war-of-1812-and-monroe-doctrine-student-sheet-es.docx
@@ -64,7 +64,7 @@
         </w:rPr>
         <w:t xml:space="preserve">Abre el mapa en MapMaker: </w:t>
       </w:r>
-      <w:hyperlink w:history="1" r:id="rIdcimi9k4ml18wo_bil2syx">
+      <w:hyperlink w:history="1" r:id="rIdxsfsqxd6hfsjn2zwvhnyn">
         <w:r>
           <w:rPr>
             <w:i/>

--- a/resources/dist/sheets/war-of-1812-and-monroe-doctrine-student-sheet-es.docx
+++ b/resources/dist/sheets/war-of-1812-and-monroe-doctrine-student-sheet-es.docx
@@ -64,7 +64,7 @@
         </w:rPr>
         <w:t xml:space="preserve">Abre el mapa en MapMaker: </w:t>
       </w:r>
-      <w:hyperlink w:history="1" r:id="rIdxsfsqxd6hfsjn2zwvhnyn">
+      <w:hyperlink w:history="1" r:id="rIdcnq6p7n8uxfpxuim83ekc">
         <w:r>
           <w:rPr>
             <w:i/>
@@ -114,7 +114,7 @@
         <w:spacing w:after="80"/>
       </w:pPr>
       <w:r>
-        <w:t xml:space="preserve">El mapa no tiene nombres de lugares: haz clic en un elemento para ver su nombre. El sombreado rosado muestra Estados Unidos en 1800. Los rombos marcan las batallas; usa la leyenda: azul si ganaron los estadounidenses, rojo si ganaron los británicos y gris si ningún bando ganó; los rombos más grandes indican más bajas. La ventana emergente de cada batalla da las fechas, el vencedor y las bajas. El sombreado color canela muestra el terreno de los campos de batalla. Tres capas están desactivadas al abrir el mapa: la tierra que España cedió en 1819 (verde), la línea del tratado (rayas rosadas, en siete tramos) y las naciones latinoamericanas, que aparecen como círculos azules si Estados Unidos las reconoció en 1824 o antes y como rombos naranjas si fue más tarde.</w:t>
+        <w:t xml:space="preserve">El mapa no tiene nombres de lugares: haz clic en un elemento para ver su nombre. El sombreado rosado muestra Estados Unidos en 1800. Los rombos marcan las batallas; usa la leyenda: azul si ganaron los estadounidenses, rojo si ganaron los británicos y gris si ningún bando ganó; los rombos más grandes indican más bajas. La leyenda dice británicos para todos los adversarios, pero algunas batallas se libraron contra naciones indígenas: los líderes y el relato de la ventana emergente dicen quién combatió. La ventana emergente de cada batalla da las fechas, el vencedor y las bajas. El sombreado color canela muestra el terreno de los campos de batalla. Tres capas están desactivadas al abrir el mapa: la tierra que España cedió en 1819 (verde), la línea del tratado (rayas rosadas, en siete tramos) y las naciones latinoamericanas, que aparecen como círculos azules si Estados Unidos las reconoció en 1824 o antes y como rombos naranjas si fue más tarde; la ventana emergente da la fecha exacta.</w:t>
       </w:r>
     </w:p>
     <w:p>
@@ -306,7 +306,7 @@
         <w:t xml:space="preserve">Nuevas naciones y la doctrina Monroe. </w:t>
       </w:r>
       <w:r>
-        <w:t xml:space="preserve">Abre el marcador Latin America in 1825 (América Latina en 1825) y activa la capa Latin American independence and US recognition (independencia latinoamericana y reconocimiento de Estados Unidos). Haz clic en los círculos azules: ¿qué naciones había reconocido Estados Unidos antes del mensaje del presidente Monroe del 2 de diciembre de 1823? ¿Por qué crees que Monroe advirtió a las potencias europeas que no intervinieran en América?</w:t>
+        <w:t xml:space="preserve">Abre el marcador Latin America in 1825 (América Latina en 1825) y activa la capa Latin American independence and US recognition (independencia latinoamericana y reconocimiento de Estados Unidos). Haz clic en los círculos azules y lee la fecha de reconocimiento en cada ventana emergente: ¿qué naciones había reconocido Estados Unidos antes del mensaje del presidente Monroe del 2 de diciembre de 1823? (El azul significa reconocida en 1824 o antes, así que comprueba la fecha.) ¿Por qué crees que Monroe advirtió a las potencias europeas que no intervinieran en América?</w:t>
       </w:r>
     </w:p>
     <w:p>
@@ -493,7 +493,7 @@
       <w:pStyle w:val="Credits"/>
     </w:pPr>
     <w:r>
-      <w:t xml:space="preserve">La guerra de 1812 y la doctrina Monroe, 1807–1823, 0.3.1.</w:t>
+      <w:t xml:space="preserve">La guerra de 1812 y la doctrina Monroe, 1807–1823, 0.3.2.</w:t>
     </w:r>
   </w:p>
 </w:ftr>

--- a/resources/dist/sheets/war-of-1812-and-monroe-doctrine-student-sheet-es.docx
+++ b/resources/dist/sheets/war-of-1812-and-monroe-doctrine-student-sheet-es.docx
@@ -64,7 +64,7 @@
         </w:rPr>
         <w:t xml:space="preserve">Abre el mapa en MapMaker: </w:t>
       </w:r>
-      <w:hyperlink w:history="1" r:id="rIdcnq6p7n8uxfpxuim83ekc">
+      <w:hyperlink w:history="1" r:id="rIdrhyo8ul4mvmmbu446whow">
         <w:r>
           <w:rPr>
             <w:i/>
@@ -493,7 +493,7 @@
       <w:pStyle w:val="Credits"/>
     </w:pPr>
     <w:r>
-      <w:t xml:space="preserve">La guerra de 1812 y la doctrina Monroe, 1807–1823, 0.3.2.</w:t>
+      <w:t xml:space="preserve">La guerra de 1812 y la doctrina Monroe, 1807–1823, 0.4.0.</w:t>
     </w:r>
   </w:p>
 </w:ftr>

--- a/resources/dist/sheets/war-of-1812-and-monroe-doctrine-student-sheet-es.docx
+++ b/resources/dist/sheets/war-of-1812-and-monroe-doctrine-student-sheet-es.docx
@@ -64,7 +64,7 @@
         </w:rPr>
         <w:t xml:space="preserve">Abre el mapa en MapMaker: </w:t>
       </w:r>
-      <w:hyperlink w:history="1" r:id="rIdrhyo8ul4mvmmbu446whow">
+      <w:hyperlink w:history="1" r:id="rIdj5flsxckvqru_xcdyoovb">
         <w:r>
           <w:rPr>
             <w:i/>

--- a/resources/dist/sheets/war-of-1812-and-monroe-doctrine-student-sheet-es.docx
+++ b/resources/dist/sheets/war-of-1812-and-monroe-doctrine-student-sheet-es.docx
@@ -25,7 +25,7 @@
           <w:tab w:val="left" w:pos="5600"/>
           <w:tab w:val="left" w:pos="9400" w:leader="underscore"/>
         </w:tabs>
-        <w:spacing w:after="120" w:before="120"/>
+        <w:spacing w:after="60" w:before="60"/>
       </w:pPr>
       <w:r>
         <w:t xml:space="preserve">Nombre:</w:t>
@@ -40,7 +40,7 @@
     <w:p>
       <w:pPr>
         <w:shd w:fill="E5EDF5" w:val="clear"/>
-        <w:spacing w:after="120"/>
+        <w:spacing w:after="80"/>
       </w:pPr>
       <w:r>
         <w:rPr>
@@ -64,7 +64,7 @@
         </w:rPr>
         <w:t xml:space="preserve">Abre el mapa en MapMaker: </w:t>
       </w:r>
-      <w:hyperlink w:history="1" r:id="rIdj5flsxckvqru_xcdyoovb">
+      <w:hyperlink w:history="1" r:id="rIdzf_jubyj8d1lf6oeggwlx">
         <w:r>
           <w:rPr>
             <w:i/>
@@ -88,6 +88,7 @@
     <w:p>
       <w:pPr>
         <w:pStyle w:val="Heading2"/>
+        <w:spacing w:after="20" w:before="80"/>
       </w:pPr>
       <w:r>
         <w:t xml:space="preserve">Antes de empezar</w:t>
@@ -104,6 +105,7 @@
     <w:p>
       <w:pPr>
         <w:pStyle w:val="Heading2"/>
+        <w:spacing w:after="20" w:before="80"/>
       </w:pPr>
       <w:r>
         <w:t xml:space="preserve">Cómo leer el mapa</w:t>
@@ -136,6 +138,7 @@
     <w:p>
       <w:pPr>
         <w:pStyle w:val="Heading2"/>
+        <w:spacing w:after="20" w:before="80"/>
       </w:pPr>
       <w:r>
         <w:t xml:space="preserve">Preguntas</w:t>
@@ -149,17 +152,75 @@
           <w:ilvl w:val="0"/>
           <w:numId w:val="2"/>
         </w:numPr>
-        <w:spacing w:before="160"/>
-      </w:pPr>
-      <w:r>
-        <w:rPr>
-          <w:b/>
-          <w:bCs/>
-        </w:rPr>
-        <w:t xml:space="preserve">¿Dónde se combatió? </w:t>
-      </w:r>
-      <w:r>
-        <w:t xml:space="preserve">Abre el marcador The War of 1812 (La guerra de 1812) y haz clic en algunos rombos de cada grupo. ¿En qué tres zonas se combatió más?</w:t>
+        <w:spacing w:after="20" w:before="100"/>
+      </w:pPr>
+      <w:r>
+        <w:rPr>
+          <w:b/>
+          <w:bCs/>
+        </w:rPr>
+        <w:t xml:space="preserve">¿Dónde se combatió?</w:t>
+      </w:r>
+    </w:p>
+    <w:p>
+      <w:pPr>
+        <w:keepNext/>
+        <w:spacing w:after="0"/>
+        <w:ind w:left="360"/>
+      </w:pPr>
+      <w:r>
+        <w:rPr>
+          <w:b/>
+          <w:bCs/>
+          <w:color w:val="00619B"/>
+        </w:rPr>
+        <w:t xml:space="preserve">En el mapa:</w:t>
+      </w:r>
+    </w:p>
+    <w:p>
+      <w:pPr>
+        <w:keepNext/>
+        <w:spacing w:after="0" w:line="230"/>
+        <w:ind w:left="720" w:hanging="300"/>
+      </w:pPr>
+      <w:r>
+        <w:rPr>
+          <w:sz w:val="22"/>
+          <w:szCs w:val="22"/>
+        </w:rPr>
+        <w:t xml:space="preserve">1.	Abre el marcador The War of 1812 (La guerra de 1812).</w:t>
+      </w:r>
+    </w:p>
+    <w:p>
+      <w:pPr>
+        <w:keepNext/>
+        <w:spacing w:after="0" w:line="230"/>
+        <w:ind w:left="720" w:hanging="300"/>
+      </w:pPr>
+      <w:r>
+        <w:rPr>
+          <w:sz w:val="22"/>
+          <w:szCs w:val="22"/>
+        </w:rPr>
+        <w:t xml:space="preserve">2.	Haz clic en algunos rombos de cada grupo y lee sus ventanas emergentes.</w:t>
+      </w:r>
+    </w:p>
+    <w:p>
+      <w:pPr>
+        <w:keepNext/>
+        <w:spacing w:before="40"/>
+        <w:ind w:left="360"/>
+      </w:pPr>
+      <w:r>
+        <w:rPr>
+          <w:b/>
+          <w:bCs/>
+          <w:color w:val="00619B"/>
+        </w:rPr>
+        <w:t xml:space="preserve">Responde: </w:t>
+      </w:r>
+      <w:r>
+        <w:t xml:space="preserve">¿En qué tres zonas se combatió más?</w:t>
       </w:r>
     </w:p>
     <w:p>
@@ -168,7 +229,7 @@
         <w:pBdr>
           <w:bottom w:val="single" w:color="8A949F" w:sz="4" w:space="1"/>
         </w:pBdr>
-        <w:spacing w:before="90" w:line="240"/>
+        <w:spacing w:before="80" w:line="240"/>
       </w:pPr>
       <w:r>
         <w:t xml:space="preserve"/>
@@ -180,7 +241,7 @@
         <w:pBdr>
           <w:bottom w:val="single" w:color="8A949E" w:sz="4" w:space="1"/>
         </w:pBdr>
-        <w:spacing w:before="90" w:line="240"/>
+        <w:spacing w:before="80" w:line="240"/>
       </w:pPr>
       <w:r>
         <w:t xml:space="preserve"/>
@@ -194,17 +255,89 @@
           <w:ilvl w:val="0"/>
           <w:numId w:val="2"/>
         </w:numPr>
-        <w:spacing w:before="160"/>
-      </w:pPr>
-      <w:r>
-        <w:rPr>
-          <w:b/>
-          <w:bCs/>
-        </w:rPr>
-        <w:t xml:space="preserve">Las batallas más grandes. </w:t>
-      </w:r>
-      <w:r>
-        <w:t xml:space="preserve">Haz clic en los tres rombos más grandes. ¿Dónde y cuándo se libró cada batalla, y quién ganó? El tratado de paz se firmó en Gante, en Europa, el 24 de diciembre de 1814. ¿Qué gran batalla fue posterior al tratado?</w:t>
+        <w:spacing w:after="20" w:before="100"/>
+      </w:pPr>
+      <w:r>
+        <w:rPr>
+          <w:b/>
+          <w:bCs/>
+        </w:rPr>
+        <w:t xml:space="preserve">Las batallas más grandes</w:t>
+      </w:r>
+    </w:p>
+    <w:p>
+      <w:pPr>
+        <w:keepNext/>
+        <w:spacing w:after="0"/>
+        <w:ind w:left="360"/>
+      </w:pPr>
+      <w:r>
+        <w:rPr>
+          <w:b/>
+          <w:bCs/>
+          <w:color w:val="00619B"/>
+        </w:rPr>
+        <w:t xml:space="preserve">En el mapa:</w:t>
+      </w:r>
+    </w:p>
+    <w:p>
+      <w:pPr>
+        <w:keepNext/>
+        <w:spacing w:after="0" w:line="230"/>
+        <w:ind w:left="720" w:hanging="300"/>
+      </w:pPr>
+      <w:r>
+        <w:rPr>
+          <w:sz w:val="22"/>
+          <w:szCs w:val="22"/>
+        </w:rPr>
+        <w:t xml:space="preserve">1.	Haz clic en los tres rombos más grandes.</w:t>
+      </w:r>
+    </w:p>
+    <w:p>
+      <w:pPr>
+        <w:keepNext/>
+        <w:spacing w:after="0" w:line="230"/>
+        <w:ind w:left="720" w:hanging="300"/>
+      </w:pPr>
+      <w:r>
+        <w:rPr>
+          <w:sz w:val="22"/>
+          <w:szCs w:val="22"/>
+        </w:rPr>
+        <w:t xml:space="preserve">2.	Lee dónde y cuándo se libró cada batalla, y quién ganó.</w:t>
+      </w:r>
+    </w:p>
+    <w:p>
+      <w:pPr>
+        <w:keepNext/>
+        <w:spacing w:after="0" w:line="230"/>
+        <w:ind w:left="720" w:hanging="300"/>
+      </w:pPr>
+      <w:r>
+        <w:rPr>
+          <w:sz w:val="22"/>
+          <w:szCs w:val="22"/>
+        </w:rPr>
+        <w:t xml:space="preserve">3.	Compara la fecha de cada batalla con el 24 de diciembre de 1814, cuando se firmó el tratado de paz en Gante.</w:t>
+      </w:r>
+    </w:p>
+    <w:p>
+      <w:pPr>
+        <w:keepNext/>
+        <w:spacing w:before="40"/>
+        <w:ind w:left="360"/>
+      </w:pPr>
+      <w:r>
+        <w:rPr>
+          <w:b/>
+          <w:bCs/>
+          <w:color w:val="00619B"/>
+        </w:rPr>
+        <w:t xml:space="preserve">Responde: </w:t>
+      </w:r>
+      <w:r>
+        <w:t xml:space="preserve">¿Dónde y cuándo se libró cada batalla, y quién ganó? ¿Qué gran batalla fue posterior al tratado de paz?</w:t>
       </w:r>
     </w:p>
     <w:p>
@@ -213,7 +346,7 @@
         <w:pBdr>
           <w:bottom w:val="single" w:color="8A949F" w:sz="4" w:space="1"/>
         </w:pBdr>
-        <w:spacing w:before="90" w:line="240"/>
+        <w:spacing w:before="80" w:line="240"/>
       </w:pPr>
       <w:r>
         <w:t xml:space="preserve"/>
@@ -221,14 +354,333 @@
     </w:p>
     <w:p>
       <w:pPr>
-        <w:keepNext/>
+        <w:keepNext w:val="false"/>
         <w:pBdr>
           <w:bottom w:val="single" w:color="8A949E" w:sz="4" w:space="1"/>
         </w:pBdr>
-        <w:spacing w:before="90" w:line="240"/>
+        <w:spacing w:before="80" w:line="240"/>
       </w:pPr>
       <w:r>
         <w:t xml:space="preserve"/>
+      </w:r>
+    </w:p>
+    <w:p>
+      <w:pPr>
+        <w:pStyle w:val="ListParagraph"/>
+        <w:keepNext/>
+        <w:numPr>
+          <w:ilvl w:val="0"/>
+          <w:numId w:val="2"/>
+        </w:numPr>
+        <w:spacing w:after="20" w:before="100"/>
+      </w:pPr>
+      <w:r>
+        <w:rPr>
+          <w:b/>
+          <w:bCs/>
+        </w:rPr>
+        <w:t xml:space="preserve">Florida y una nueva frontera</w:t>
+      </w:r>
+    </w:p>
+    <w:p>
+      <w:pPr>
+        <w:keepNext/>
+        <w:spacing w:after="0"/>
+        <w:ind w:left="360"/>
+      </w:pPr>
+      <w:r>
+        <w:rPr>
+          <w:b/>
+          <w:bCs/>
+          <w:color w:val="00619B"/>
+        </w:rPr>
+        <w:t xml:space="preserve">En el mapa:</w:t>
+      </w:r>
+    </w:p>
+    <w:p>
+      <w:pPr>
+        <w:keepNext/>
+        <w:spacing w:after="0" w:line="230"/>
+        <w:ind w:left="720" w:hanging="300"/>
+      </w:pPr>
+      <w:r>
+        <w:rPr>
+          <w:sz w:val="22"/>
+          <w:szCs w:val="22"/>
+        </w:rPr>
+        <w:t xml:space="preserve">1.	Abre el marcador The 1819 boundary (La frontera de 1819).</w:t>
+      </w:r>
+    </w:p>
+    <w:p>
+      <w:pPr>
+        <w:keepNext/>
+        <w:spacing w:after="0" w:line="230"/>
+        <w:ind w:left="720" w:hanging="300"/>
+      </w:pPr>
+      <w:r>
+        <w:rPr>
+          <w:sz w:val="22"/>
+          <w:szCs w:val="22"/>
+        </w:rPr>
+        <w:t xml:space="preserve">2.	En las capas del mapa (Map layers), activa Land Spain gave up in 1819 (tierra que España cedió en 1819) y Adams–Onís Treaty line, 1819 (línea del tratado Adams-Onís, 1819).</w:t>
+      </w:r>
+    </w:p>
+    <w:p>
+      <w:pPr>
+        <w:keepNext/>
+        <w:spacing w:after="0" w:line="230"/>
+        <w:ind w:left="720" w:hanging="300"/>
+      </w:pPr>
+      <w:r>
+        <w:rPr>
+          <w:sz w:val="22"/>
+          <w:szCs w:val="22"/>
+        </w:rPr>
+        <w:t xml:space="preserve">3.	Haz clic en la tierra verde y lee su ventana emergente.</w:t>
+      </w:r>
+    </w:p>
+    <w:p>
+      <w:pPr>
+        <w:keepNext/>
+        <w:spacing w:after="0" w:line="230"/>
+        <w:ind w:left="720" w:hanging="300"/>
+      </w:pPr>
+      <w:r>
+        <w:rPr>
+          <w:sz w:val="22"/>
+          <w:szCs w:val="22"/>
+        </w:rPr>
+        <w:t xml:space="preserve">4.	Haz clic en cada tramo de la línea discontinua rosada y lee su ventana emergente.</w:t>
+      </w:r>
+    </w:p>
+    <w:p>
+      <w:pPr>
+        <w:keepNext/>
+        <w:spacing w:before="40"/>
+        <w:ind w:left="360"/>
+      </w:pPr>
+      <w:r>
+        <w:rPr>
+          <w:b/>
+          <w:bCs/>
+          <w:color w:val="00619B"/>
+        </w:rPr>
+        <w:t xml:space="preserve">Responde: </w:t>
+      </w:r>
+      <w:r>
+        <w:t xml:space="preserve">¿Qué obtuvo Estados Unidos de España? ¿Qué ríos y qué líneas de latitud y longitud sigue la nueva frontera?</w:t>
+      </w:r>
+    </w:p>
+    <w:p>
+      <w:pPr>
+        <w:keepNext/>
+        <w:pBdr>
+          <w:bottom w:val="single" w:color="8A949F" w:sz="4" w:space="1"/>
+        </w:pBdr>
+        <w:spacing w:before="80" w:line="240"/>
+      </w:pPr>
+      <w:r>
+        <w:t xml:space="preserve"/>
+      </w:r>
+    </w:p>
+    <w:p>
+      <w:pPr>
+        <w:keepNext w:val="false"/>
+        <w:pBdr>
+          <w:bottom w:val="single" w:color="8A949E" w:sz="4" w:space="1"/>
+        </w:pBdr>
+        <w:spacing w:before="80" w:line="240"/>
+      </w:pPr>
+      <w:r>
+        <w:t xml:space="preserve"/>
+      </w:r>
+    </w:p>
+    <w:p>
+      <w:pPr>
+        <w:pStyle w:val="ListParagraph"/>
+        <w:keepNext/>
+        <w:numPr>
+          <w:ilvl w:val="0"/>
+          <w:numId w:val="2"/>
+        </w:numPr>
+        <w:spacing w:after="20" w:before="100"/>
+      </w:pPr>
+      <w:r>
+        <w:rPr>
+          <w:b/>
+          <w:bCs/>
+        </w:rPr>
+        <w:t xml:space="preserve">Nuevas naciones y la doctrina Monroe</w:t>
+      </w:r>
+    </w:p>
+    <w:p>
+      <w:pPr>
+        <w:keepNext/>
+        <w:spacing w:after="0"/>
+        <w:ind w:left="360"/>
+      </w:pPr>
+      <w:r>
+        <w:rPr>
+          <w:b/>
+          <w:bCs/>
+          <w:color w:val="00619B"/>
+        </w:rPr>
+        <w:t xml:space="preserve">En el mapa:</w:t>
+      </w:r>
+    </w:p>
+    <w:p>
+      <w:pPr>
+        <w:keepNext/>
+        <w:spacing w:after="0" w:line="230"/>
+        <w:ind w:left="720" w:hanging="300"/>
+      </w:pPr>
+      <w:r>
+        <w:rPr>
+          <w:sz w:val="22"/>
+          <w:szCs w:val="22"/>
+        </w:rPr>
+        <w:t xml:space="preserve">1.	Abre el marcador Latin America in 1825 (América Latina en 1825).</w:t>
+      </w:r>
+    </w:p>
+    <w:p>
+      <w:pPr>
+        <w:keepNext/>
+        <w:spacing w:after="0" w:line="230"/>
+        <w:ind w:left="720" w:hanging="300"/>
+      </w:pPr>
+      <w:r>
+        <w:rPr>
+          <w:sz w:val="22"/>
+          <w:szCs w:val="22"/>
+        </w:rPr>
+        <w:t xml:space="preserve">2.	Activa la capa Latin American independence and US recognition (independencia latinoamericana y reconocimiento de Estados Unidos).</w:t>
+      </w:r>
+    </w:p>
+    <w:p>
+      <w:pPr>
+        <w:keepNext/>
+        <w:spacing w:after="0" w:line="230"/>
+        <w:ind w:left="720" w:hanging="300"/>
+      </w:pPr>
+      <w:r>
+        <w:rPr>
+          <w:sz w:val="22"/>
+          <w:szCs w:val="22"/>
+        </w:rPr>
+        <w:t xml:space="preserve">3.	Haz clic en los círculos azules y lee la fecha de reconocimiento en cada ventana emergente.</w:t>
+      </w:r>
+    </w:p>
+    <w:p>
+      <w:pPr>
+        <w:keepNext/>
+        <w:spacing w:after="0" w:line="230"/>
+        <w:ind w:left="720" w:hanging="300"/>
+      </w:pPr>
+      <w:r>
+        <w:rPr>
+          <w:sz w:val="22"/>
+          <w:szCs w:val="22"/>
+        </w:rPr>
+        <w:t xml:space="preserve">4.	Compara cada fecha con el 2 de diciembre de 1823 (el azul solo significa reconocida en 1824 o antes).</w:t>
+      </w:r>
+    </w:p>
+    <w:p>
+      <w:pPr>
+        <w:keepNext/>
+        <w:spacing w:before="40"/>
+        <w:ind w:left="360"/>
+      </w:pPr>
+      <w:r>
+        <w:rPr>
+          <w:b/>
+          <w:bCs/>
+          <w:color w:val="00619B"/>
+        </w:rPr>
+        <w:t xml:space="preserve">Responde: </w:t>
+      </w:r>
+      <w:r>
+        <w:t xml:space="preserve">¿Qué naciones había reconocido Estados Unidos antes del mensaje del presidente Monroe del 2 de diciembre de 1823? ¿Por qué crees que Monroe advirtió a las potencias europeas que no intervinieran en América?</w:t>
+      </w:r>
+    </w:p>
+    <w:p>
+      <w:pPr>
+        <w:keepNext/>
+        <w:pBdr>
+          <w:bottom w:val="single" w:color="8A949F" w:sz="4" w:space="1"/>
+        </w:pBdr>
+        <w:spacing w:before="80" w:line="240"/>
+      </w:pPr>
+      <w:r>
+        <w:t xml:space="preserve"/>
+      </w:r>
+    </w:p>
+    <w:p>
+      <w:pPr>
+        <w:keepNext w:val="false"/>
+        <w:pBdr>
+          <w:bottom w:val="single" w:color="8A949E" w:sz="4" w:space="1"/>
+        </w:pBdr>
+        <w:spacing w:before="80" w:line="240"/>
+      </w:pPr>
+      <w:r>
+        <w:t xml:space="preserve"/>
+      </w:r>
+    </w:p>
+    <w:p>
+      <w:pPr>
+        <w:keepNext/>
+        <w:spacing w:before="160"/>
+      </w:pPr>
+      <w:r>
+        <w:rPr>
+          <w:b/>
+          <w:bCs/>
+        </w:rPr>
+        <w:t xml:space="preserve">Tu respuesta: </w:t>
+      </w:r>
+      <w:r>
+        <w:t xml:space="preserve">Responde la pregunta central con evidencia de al menos dos capas del mapa. Puedes escribir un párrafo, dibujar en el mapa o hacer ambas cosas.</w:t>
+      </w:r>
+    </w:p>
+    <w:p>
+      <w:pPr>
+        <w:keepNext/>
+        <w:pBdr>
+          <w:bottom w:val="single" w:color="8A949F" w:sz="4" w:space="1"/>
+        </w:pBdr>
+        <w:spacing w:before="80" w:line="240"/>
+      </w:pPr>
+      <w:r>
+        <w:t xml:space="preserve"/>
+      </w:r>
+    </w:p>
+    <w:p>
+      <w:pPr>
+        <w:keepNext w:val="false"/>
+        <w:pBdr>
+          <w:bottom w:val="single" w:color="8A949E" w:sz="4" w:space="1"/>
+        </w:pBdr>
+        <w:spacing w:before="80" w:line="240"/>
+      </w:pPr>
+      <w:r>
+        <w:t xml:space="preserve"/>
+      </w:r>
+    </w:p>
+    <w:p>
+      <w:pPr>
+        <w:pStyle w:val="Heading2"/>
+        <w:spacing w:after="20" w:before="80"/>
+      </w:pPr>
+      <w:r>
+        <w:t xml:space="preserve">Reflexión</w:t>
+      </w:r>
+    </w:p>
+    <w:p>
+      <w:pPr>
+        <w:keepNext/>
+      </w:pPr>
+      <w:r>
+        <w:t xml:space="preserve">¿Qué te mostró el mapa sobre la guerra de 1812 y sus resultados que quizá no habrías notado solo con la lectura?</w:t>
       </w:r>
     </w:p>
     <w:p>
@@ -237,7 +689,7 @@
         <w:pBdr>
           <w:bottom w:val="single" w:color="8A949F" w:sz="4" w:space="1"/>
         </w:pBdr>
-        <w:spacing w:before="90" w:line="240"/>
+        <w:spacing w:before="80" w:line="240"/>
       </w:pPr>
       <w:r>
         <w:t xml:space="preserve"/>
@@ -245,192 +697,14 @@
     </w:p>
     <w:p>
       <w:pPr>
-        <w:pStyle w:val="ListParagraph"/>
-        <w:keepNext/>
-        <w:numPr>
-          <w:ilvl w:val="0"/>
-          <w:numId w:val="2"/>
-        </w:numPr>
-        <w:spacing w:before="160"/>
-      </w:pPr>
-      <w:r>
-        <w:rPr>
-          <w:b/>
-          <w:bCs/>
-        </w:rPr>
-        <w:t xml:space="preserve">Florida y una nueva frontera. </w:t>
-      </w:r>
-      <w:r>
-        <w:t xml:space="preserve">Abre el marcador The 1819 boundary (La frontera de 1819). En las capas del mapa (Map layers), activa las capas Land Spain gave up in 1819 (tierra que España cedió en 1819) y Adams–Onís Treaty line, 1819 (línea del tratado Adams-Onís, 1819). Haz clic en la tierra verde y en cada tramo de la línea discontinua rosada. ¿Qué obtuvo Estados Unidos de España? ¿Qué ríos y qué líneas de latitud y longitud sigue la nueva frontera?</w:t>
-      </w:r>
-    </w:p>
-    <w:p>
-      <w:pPr>
-        <w:keepNext/>
-        <w:pBdr>
-          <w:bottom w:val="single" w:color="8A949F" w:sz="4" w:space="1"/>
-        </w:pBdr>
-        <w:spacing w:before="90" w:line="240"/>
-      </w:pPr>
-      <w:r>
-        <w:t xml:space="preserve"/>
-      </w:r>
-    </w:p>
-    <w:p>
-      <w:pPr>
-        <w:keepNext w:val="false"/>
-        <w:pBdr>
-          <w:bottom w:val="single" w:color="8A949E" w:sz="4" w:space="1"/>
-        </w:pBdr>
-        <w:spacing w:before="90" w:line="240"/>
-      </w:pPr>
-      <w:r>
-        <w:t xml:space="preserve"/>
-      </w:r>
-    </w:p>
-    <w:p>
-      <w:pPr>
-        <w:pStyle w:val="ListParagraph"/>
-        <w:keepNext/>
-        <w:numPr>
-          <w:ilvl w:val="0"/>
-          <w:numId w:val="2"/>
-        </w:numPr>
-        <w:spacing w:before="160"/>
-      </w:pPr>
-      <w:r>
-        <w:rPr>
-          <w:b/>
-          <w:bCs/>
-        </w:rPr>
-        <w:t xml:space="preserve">Nuevas naciones y la doctrina Monroe. </w:t>
-      </w:r>
-      <w:r>
-        <w:t xml:space="preserve">Abre el marcador Latin America in 1825 (América Latina en 1825) y activa la capa Latin American independence and US recognition (independencia latinoamericana y reconocimiento de Estados Unidos). Haz clic en los círculos azules y lee la fecha de reconocimiento en cada ventana emergente: ¿qué naciones había reconocido Estados Unidos antes del mensaje del presidente Monroe del 2 de diciembre de 1823? (El azul significa reconocida en 1824 o antes, así que comprueba la fecha.) ¿Por qué crees que Monroe advirtió a las potencias europeas que no intervinieran en América?</w:t>
-      </w:r>
-    </w:p>
-    <w:p>
-      <w:pPr>
-        <w:keepNext/>
-        <w:pBdr>
-          <w:bottom w:val="single" w:color="8A949F" w:sz="4" w:space="1"/>
-        </w:pBdr>
-        <w:spacing w:before="90" w:line="240"/>
-      </w:pPr>
-      <w:r>
-        <w:t xml:space="preserve"/>
-      </w:r>
-    </w:p>
-    <w:p>
-      <w:pPr>
-        <w:keepNext/>
-        <w:pBdr>
-          <w:bottom w:val="single" w:color="8A949E" w:sz="4" w:space="1"/>
-        </w:pBdr>
-        <w:spacing w:before="90" w:line="240"/>
-      </w:pPr>
-      <w:r>
-        <w:t xml:space="preserve"/>
-      </w:r>
-    </w:p>
-    <w:p>
-      <w:pPr>
-        <w:keepNext w:val="false"/>
-        <w:pBdr>
-          <w:bottom w:val="single" w:color="8A949F" w:sz="4" w:space="1"/>
-        </w:pBdr>
-        <w:spacing w:before="90" w:line="240"/>
-      </w:pPr>
-      <w:r>
-        <w:t xml:space="preserve"/>
-      </w:r>
-    </w:p>
-    <w:p>
-      <w:pPr>
-        <w:keepNext/>
-        <w:spacing w:before="320"/>
-      </w:pPr>
-      <w:r>
-        <w:rPr>
-          <w:b/>
-          <w:bCs/>
-        </w:rPr>
-        <w:t xml:space="preserve">Tu respuesta: </w:t>
-      </w:r>
-      <w:r>
-        <w:t xml:space="preserve">Responde la pregunta central con evidencia de al menos dos capas del mapa. Puedes escribir un párrafo, dibujar en el mapa o hacer ambas cosas.</w:t>
-      </w:r>
-    </w:p>
-    <w:p>
-      <w:pPr>
-        <w:keepNext/>
-        <w:pBdr>
-          <w:bottom w:val="single" w:color="8A949F" w:sz="4" w:space="1"/>
-        </w:pBdr>
-        <w:spacing w:before="90" w:line="240"/>
-      </w:pPr>
-      <w:r>
-        <w:t xml:space="preserve"/>
-      </w:r>
-    </w:p>
-    <w:p>
-      <w:pPr>
-        <w:keepNext/>
-        <w:pBdr>
-          <w:bottom w:val="single" w:color="8A949E" w:sz="4" w:space="1"/>
-        </w:pBdr>
-        <w:spacing w:before="90" w:line="240"/>
-      </w:pPr>
-      <w:r>
-        <w:t xml:space="preserve"/>
-      </w:r>
-    </w:p>
-    <w:p>
-      <w:pPr>
-        <w:keepNext w:val="false"/>
-        <w:pBdr>
-          <w:bottom w:val="single" w:color="8A949F" w:sz="4" w:space="1"/>
-        </w:pBdr>
-        <w:spacing w:before="90" w:line="240"/>
-      </w:pPr>
-      <w:r>
-        <w:t xml:space="preserve"/>
-      </w:r>
-    </w:p>
-    <w:p>
-      <w:pPr>
-        <w:pStyle w:val="Heading2"/>
-      </w:pPr>
-      <w:r>
-        <w:t xml:space="preserve">Reflexión</w:t>
-      </w:r>
-    </w:p>
-    <w:p>
-      <w:pPr>
-        <w:keepNext/>
-      </w:pPr>
-      <w:r>
-        <w:t xml:space="preserve">¿Qué te mostró el mapa sobre la guerra de 1812 y sus resultados que quizá no habrías notado solo con la lectura?</w:t>
-      </w:r>
-    </w:p>
-    <w:p>
-      <w:pPr>
-        <w:keepNext w:val="false"/>
-        <w:pBdr>
-          <w:bottom w:val="single" w:color="8A949F" w:sz="4" w:space="1"/>
-        </w:pBdr>
-        <w:spacing w:before="90" w:line="240"/>
-      </w:pPr>
-      <w:r>
-        <w:t xml:space="preserve"/>
-      </w:r>
-    </w:p>
-    <w:p>
-      <w:pPr>
         <w:pStyle w:val="Credits"/>
-        <w:spacing w:before="120"/>
-      </w:pPr>
-      <w:r>
+        <w:spacing w:before="60" w:line="190"/>
+      </w:pPr>
+      <w:r>
+        <w:rPr>
+          <w:sz w:val="16"/>
+          <w:szCs w:val="16"/>
+        </w:rPr>
         <w:t xml:space="preserve">Datos del mapa: University of Minnesota (historic national boundaries), from the MapMaker catalogue; MapMaker catalogue (US territorial acquisitions); National Park Service, American Battlefield Protection Program; Treaty text from the Avalon Project, Yale Law School; drawn on Natural Earth rivers; American Battlefield Trust (War of 1812 Battles map); Office of the Historian, U.S. Department of State; Library of Congress country studies.</w:t>
       </w:r>
     </w:p>
@@ -493,7 +767,7 @@
       <w:pStyle w:val="Credits"/>
     </w:pPr>
     <w:r>
-      <w:t xml:space="preserve">La guerra de 1812 y la doctrina Monroe, 1807–1823, 0.4.0.</w:t>
+      <w:t xml:space="preserve">La guerra de 1812 y la doctrina Monroe, 1807–1823, 0.5.0.</w:t>
     </w:r>
   </w:p>
 </w:ftr>

--- a/resources/dist/sheets/war-of-1812-and-monroe-doctrine-student-sheet-es.docx
+++ b/resources/dist/sheets/war-of-1812-and-monroe-doctrine-student-sheet-es.docx
@@ -64,7 +64,7 @@
         </w:rPr>
         <w:t xml:space="preserve">Abre el mapa en MapMaker: </w:t>
       </w:r>
-      <w:hyperlink w:history="1" r:id="rIdzf_jubyj8d1lf6oeggwlx">
+      <w:hyperlink w:history="1" r:id="rIdrx8pww_gdwstjvl8wvwfk">
         <w:r>
           <w:rPr>
             <w:i/>
@@ -767,7 +767,7 @@
       <w:pStyle w:val="Credits"/>
     </w:pPr>
     <w:r>
-      <w:t xml:space="preserve">La guerra de 1812 y la doctrina Monroe, 1807–1823, 0.5.0.</w:t>
+      <w:t xml:space="preserve">La guerra de 1812 y la doctrina Monroe, 1807–1823, 0.6.0.</w:t>
     </w:r>
   </w:p>
 </w:ftr>

--- a/resources/dist/sheets/war-of-1812-and-monroe-doctrine-student-sheet-es.docx
+++ b/resources/dist/sheets/war-of-1812-and-monroe-doctrine-student-sheet-es.docx
@@ -64,7 +64,7 @@
         </w:rPr>
         <w:t xml:space="preserve">Abre el mapa en MapMaker: </w:t>
       </w:r>
-      <w:hyperlink w:history="1" r:id="rIdrx8pww_gdwstjvl8wvwfk">
+      <w:hyperlink w:history="1" r:id="rIddgiesw_g1ie2sbqxnm6ej">
         <w:r>
           <w:rPr>
             <w:i/>

--- a/resources/dist/sheets/war-of-1812-and-monroe-doctrine-student-sheet-es.docx
+++ b/resources/dist/sheets/war-of-1812-and-monroe-doctrine-student-sheet-es.docx
@@ -64,7 +64,7 @@
         </w:rPr>
         <w:t xml:space="preserve">Abre el mapa en MapMaker: </w:t>
       </w:r>
-      <w:hyperlink w:history="1" r:id="rIddgiesw_g1ie2sbqxnm6ej">
+      <w:hyperlink w:history="1" r:id="rIdubiosfe2mxtkmewjyg0ru">
         <w:r>
           <w:rPr>
             <w:i/>

--- a/resources/dist/sheets/war-of-1812-and-monroe-doctrine-student-sheet-es.docx
+++ b/resources/dist/sheets/war-of-1812-and-monroe-doctrine-student-sheet-es.docx
@@ -62,9 +62,9 @@
           <w:i/>
           <w:iCs/>
         </w:rPr>
-        <w:t xml:space="preserve">Abre el mapa en MapMaker: </w:t>
-      </w:r>
-      <w:hyperlink w:history="1" r:id="rIdubiosfe2mxtkmewjyg0ru">
+        <w:t xml:space="preserve">Abre el mapa: </w:t>
+      </w:r>
+      <w:hyperlink w:history="1" r:id="rIdxss79gmvajzfscvo6r5ik">
         <w:r>
           <w:rPr>
             <w:i/>
@@ -82,7 +82,7 @@
         <w:spacing w:after="160"/>
       </w:pPr>
       <w:r>
-        <w:t xml:space="preserve">Dirección del mapa: https://mpmkr.maps.arcgis.com/apps/instant/atlas/index.html?appid=0cd1cdee853c413a84bfe4b9a6931f0d&amp;webmap=fad1cdb9d5704401a4e05c34f7ee693c</w:t>
+        <w:t xml:space="preserve">Dirección del mapa: https://www.arcgis.com/apps/instant/atlas/index.html?appid=0cd1cdee853c413a84bfe4b9a6931f0d&amp;webmap=fad1cdb9d5704401a4e05c34f7ee693c</w:t>
       </w:r>
     </w:p>
     <w:p>

--- a/resources/dist/sheets/war-of-1812-and-monroe-doctrine-student-sheet-es.docx
+++ b/resources/dist/sheets/war-of-1812-and-monroe-doctrine-student-sheet-es.docx
@@ -64,7 +64,7 @@
         </w:rPr>
         <w:t xml:space="preserve">Abre el mapa: </w:t>
       </w:r>
-      <w:hyperlink w:history="1" r:id="rIdxss79gmvajzfscvo6r5ik">
+      <w:hyperlink w:history="1" r:id="rIdjudnqu8hrpobxcicwsf4q">
         <w:r>
           <w:rPr>
             <w:i/>

--- a/resources/dist/sheets/war-of-1812-and-monroe-doctrine-student-sheet-es.docx
+++ b/resources/dist/sheets/war-of-1812-and-monroe-doctrine-student-sheet-es.docx
@@ -64,7 +64,7 @@
         </w:rPr>
         <w:t xml:space="preserve">Abre el mapa: </w:t>
       </w:r>
-      <w:hyperlink w:history="1" r:id="rIdjudnqu8hrpobxcicwsf4q">
+      <w:hyperlink w:history="1" r:id="rIddp3rn9glnt0dl5lvcr6dl">
         <w:r>
           <w:rPr>
             <w:i/>

--- a/resources/dist/sheets/war-of-1812-and-monroe-doctrine-student-sheet-es.docx
+++ b/resources/dist/sheets/war-of-1812-and-monroe-doctrine-student-sheet-es.docx
@@ -64,7 +64,7 @@
         </w:rPr>
         <w:t xml:space="preserve">Abre el mapa: </w:t>
       </w:r>
-      <w:hyperlink w:history="1" r:id="rIddp3rn9glnt0dl5lvcr6dl">
+      <w:hyperlink w:history="1" r:id="rIdyobuoz4vqsq63yvmpnw-x">
         <w:r>
           <w:rPr>
             <w:i/>
@@ -767,7 +767,7 @@
       <w:pStyle w:val="Credits"/>
     </w:pPr>
     <w:r>
-      <w:t xml:space="preserve">La guerra de 1812 y la doctrina Monroe, 1807–1823, 0.6.0.</w:t>
+      <w:t xml:space="preserve">La guerra de 1812 y la doctrina Monroe, 1807–1823, 0.6.1.</w:t>
     </w:r>
   </w:p>
 </w:ftr>

--- a/resources/dist/sheets/war-of-1812-and-monroe-doctrine-student-sheet-es.docx
+++ b/resources/dist/sheets/war-of-1812-and-monroe-doctrine-student-sheet-es.docx
@@ -55,7 +55,7 @@
     </w:p>
     <w:p>
       <w:pPr>
-        <w:spacing w:after="40"/>
+        <w:spacing w:after="160"/>
       </w:pPr>
       <w:r>
         <w:rPr>
@@ -64,7 +64,7 @@
         </w:rPr>
         <w:t xml:space="preserve">Abre el mapa: </w:t>
       </w:r>
-      <w:hyperlink w:history="1" r:id="rIdyobuoz4vqsq63yvmpnw-x">
+      <w:hyperlink w:history="1" r:id="rIdri9magulf-k_vn8nhxnf0">
         <w:r>
           <w:rPr>
             <w:i/>
@@ -78,15 +78,6 @@
     </w:p>
     <w:p>
       <w:pPr>
-        <w:pStyle w:val="Credits"/>
-        <w:spacing w:after="160"/>
-      </w:pPr>
-      <w:r>
-        <w:t xml:space="preserve">Dirección del mapa: https://www.arcgis.com/apps/instant/atlas/index.html?appid=0cd1cdee853c413a84bfe4b9a6931f0d&amp;webmap=fad1cdb9d5704401a4e05c34f7ee693c</w:t>
-      </w:r>
-    </w:p>
-    <w:p>
-      <w:pPr>
         <w:pStyle w:val="Heading2"/>
         <w:spacing w:after="20" w:before="80"/>
       </w:pPr>
@@ -693,19 +684,6 @@
       </w:pPr>
       <w:r>
         <w:t xml:space="preserve"/>
-      </w:r>
-    </w:p>
-    <w:p>
-      <w:pPr>
-        <w:pStyle w:val="Credits"/>
-        <w:spacing w:before="60" w:line="190"/>
-      </w:pPr>
-      <w:r>
-        <w:rPr>
-          <w:sz w:val="16"/>
-          <w:szCs w:val="16"/>
-        </w:rPr>
-        <w:t xml:space="preserve">Datos del mapa: University of Minnesota (historic national boundaries), from the MapMaker catalogue; MapMaker catalogue (US territorial acquisitions); National Park Service, American Battlefield Protection Program; Treaty text from the Avalon Project, Yale Law School; drawn on Natural Earth rivers; American Battlefield Trust (War of 1812 Battles map); Office of the Historian, U.S. Department of State; Library of Congress country studies.</w:t>
       </w:r>
     </w:p>
     <w:sectPr>

--- a/resources/dist/sheets/war-of-1812-and-monroe-doctrine-student-sheet-es.docx
+++ b/resources/dist/sheets/war-of-1812-and-monroe-doctrine-student-sheet-es.docx
@@ -64,7 +64,7 @@
         </w:rPr>
         <w:t xml:space="preserve">Abre el mapa: </w:t>
       </w:r>
-      <w:hyperlink w:history="1" r:id="rIdri9magulf-k_vn8nhxnf0">
+      <w:hyperlink w:history="1" r:id="rIdxi8rfiv4bfj0kkjfbpaip">
         <w:r>
           <w:rPr>
             <w:i/>

--- a/resources/dist/sheets/war-of-1812-and-monroe-doctrine-student-sheet-es.docx
+++ b/resources/dist/sheets/war-of-1812-and-monroe-doctrine-student-sheet-es.docx
@@ -64,7 +64,7 @@
         </w:rPr>
         <w:t xml:space="preserve">Abre el mapa: </w:t>
       </w:r>
-      <w:hyperlink w:history="1" r:id="rIdxi8rfiv4bfj0kkjfbpaip">
+      <w:hyperlink w:history="1" r:id="rId5fkrjpzsmedaes6rgkaeo">
         <w:r>
           <w:rPr>
             <w:i/>
@@ -745,7 +745,7 @@
       <w:pStyle w:val="Credits"/>
     </w:pPr>
     <w:r>
-      <w:t xml:space="preserve">La guerra de 1812 y la doctrina Monroe, 1807–1823, 0.6.1.</w:t>
+      <w:t xml:space="preserve">La guerra de 1812 y la doctrina Monroe, 1807–1823, 0.6.2.</w:t>
     </w:r>
   </w:p>
 </w:ftr>

--- a/resources/dist/sheets/war-of-1812-and-monroe-doctrine-student-sheet-es.docx
+++ b/resources/dist/sheets/war-of-1812-and-monroe-doctrine-student-sheet-es.docx
@@ -64,7 +64,7 @@
         </w:rPr>
         <w:t xml:space="preserve">Abre el mapa: </w:t>
       </w:r>
-      <w:hyperlink w:history="1" r:id="rId5fkrjpzsmedaes6rgkaeo">
+      <w:hyperlink w:history="1" r:id="rIdd1vjbwefrcqse0vyptdra">
         <w:r>
           <w:rPr>
             <w:i/>

--- a/resources/dist/sheets/war-of-1812-and-monroe-doctrine-student-sheet-es.docx
+++ b/resources/dist/sheets/war-of-1812-and-monroe-doctrine-student-sheet-es.docx
@@ -64,7 +64,7 @@
         </w:rPr>
         <w:t xml:space="preserve">Abre el mapa: </w:t>
       </w:r>
-      <w:hyperlink w:history="1" r:id="rIdd1vjbwefrcqse0vyptdra">
+      <w:hyperlink w:history="1" r:id="rIdrzw4lexvdajvux1qlw73f">
         <w:r>
           <w:rPr>
             <w:i/>

--- a/resources/dist/sheets/war-of-1812-and-monroe-doctrine-student-sheet-es.docx
+++ b/resources/dist/sheets/war-of-1812-and-monroe-doctrine-student-sheet-es.docx
@@ -64,7 +64,7 @@
         </w:rPr>
         <w:t xml:space="preserve">Abre el mapa: </w:t>
       </w:r>
-      <w:hyperlink w:history="1" r:id="rIdrzw4lexvdajvux1qlw73f">
+      <w:hyperlink w:history="1" r:id="rIdjx70s8h5xbvdojigjyn-h">
         <w:r>
           <w:rPr>
             <w:i/>
